--- a/flow/20230927_hours/drafts/2024-01-u/28.01.docx
+++ b/flow/20230927_hours/drafts/2024-01-u/28.01.docx
@@ -1504,6 +1504,38 @@
       </w:r>
     </w:p>
     <w:p>
+      <w:r>
+        <w:rPr>
+          <w:rFonts w:ascii="Times New Roman" w:hAnsi="Times New Roman"/>
+          <w:i/>
+          <w:color w:val="FF0000"/>
+          <w:sz w:val="24"/>
+        </w:rPr>
+        <w:t>Тропар (г. 1):</w:t>
+      </w:r>
+      <w:r>
+        <w:rPr>
+          <w:rFonts w:ascii="Times New Roman" w:hAnsi="Times New Roman"/>
+          <w:sz w:val="24"/>
+        </w:rPr>
+        <w:t xml:space="preserve"> Хоч камінь запечатали юдеї * і воїни стерегли пречисте тіло Твоє, * воскрес Ти, тридневний Спасе, * даруючи світові життя. * Ради цього сили небесні взивали до Те</w:t>
+      </w:r>
+      <w:r>
+        <w:rPr>
+          <w:rFonts w:ascii="Times New Roman" w:hAnsi="Times New Roman"/>
+          <w:sz w:val="24"/>
+        </w:rPr>
+        <w:t>бе, Життєдавче: * Слава воскресі</w:t>
+      </w:r>
+      <w:r>
+        <w:rPr>
+          <w:rFonts w:ascii="Times New Roman" w:hAnsi="Times New Roman"/>
+          <w:sz w:val="24"/>
+        </w:rPr>
+        <w:t>нню Твоєму, Христе, * слава царству Твоєму, * слава промислові Твоєму, * єдиний Чоловіколюбець.</w:t>
+      </w:r>
+    </w:p>
+    <w:p>
       <w:pPr>
         <w:spacing w:line="240" w:lineRule="auto"/>
         <w:rPr>
@@ -1941,6 +1973,38 @@
           <w:sz w:val="24"/>
         </w:rPr>
         <w:t>Амінь.</w:t>
+      </w:r>
+    </w:p>
+    <w:p>
+      <w:r>
+        <w:rPr>
+          <w:rFonts w:ascii="Times New Roman" w:hAnsi="Times New Roman"/>
+          <w:i/>
+          <w:color w:val="FF0000"/>
+          <w:sz w:val="24"/>
+        </w:rPr>
+        <w:t>Кондак (г. 1):</w:t>
+      </w:r>
+      <w:r>
+        <w:rPr>
+          <w:rFonts w:ascii="Times New Roman" w:hAnsi="Times New Roman"/>
+          <w:sz w:val="24"/>
+        </w:rPr>
+        <w:t xml:space="preserve"> Воскрес Ти як Бог із гробу у славі * і світ із собою воскресив, * і людське єство як Бога оспівує Тебе, * і смерть щезла. * Адам же ликує, Владико, * і Єва нині, від узів ізбавляючись, радується, взиваючи: * Ти, Хрис</w:t>
+      </w:r>
+      <w:r>
+        <w:rPr>
+          <w:rFonts w:ascii="Times New Roman" w:hAnsi="Times New Roman"/>
+          <w:sz w:val="24"/>
+        </w:rPr>
+        <w:t>те, той, хто всім подає воскресі</w:t>
+      </w:r>
+      <w:r>
+        <w:rPr>
+          <w:rFonts w:ascii="Times New Roman" w:hAnsi="Times New Roman"/>
+          <w:sz w:val="24"/>
+        </w:rPr>
+        <w:t>ння.</w:t>
       </w:r>
     </w:p>
     <w:p>
@@ -4385,6 +4449,38 @@
       </w:r>
     </w:p>
     <w:p>
+      <w:r>
+        <w:rPr>
+          <w:rFonts w:ascii="Times New Roman" w:hAnsi="Times New Roman"/>
+          <w:i/>
+          <w:color w:val="FF0000"/>
+          <w:sz w:val="24"/>
+        </w:rPr>
+        <w:t>Тропар (г. 1):</w:t>
+      </w:r>
+      <w:r>
+        <w:rPr>
+          <w:rFonts w:ascii="Times New Roman" w:hAnsi="Times New Roman"/>
+          <w:sz w:val="24"/>
+        </w:rPr>
+        <w:t xml:space="preserve"> Хоч камінь запечатали юдеї * і воїни стерегли пречисте тіло Твоє, * воскрес Ти, тридневний Спасе, * даруючи світові життя. * Ради цього сили небесні взивали до Те</w:t>
+      </w:r>
+      <w:r>
+        <w:rPr>
+          <w:rFonts w:ascii="Times New Roman" w:hAnsi="Times New Roman"/>
+          <w:sz w:val="24"/>
+        </w:rPr>
+        <w:t>бе, Життєдавче: * Слава воскресі</w:t>
+      </w:r>
+      <w:r>
+        <w:rPr>
+          <w:rFonts w:ascii="Times New Roman" w:hAnsi="Times New Roman"/>
+          <w:sz w:val="24"/>
+        </w:rPr>
+        <w:t>нню Твоєму, Христе, * слава царству Твоєму, * слава промислові Твоєму, * єдиний Чоловіколюбець.</w:t>
+      </w:r>
+    </w:p>
+    <w:p>
       <w:pPr>
         <w:spacing w:line="240" w:lineRule="auto"/>
         <w:rPr>
@@ -7011,6 +7107,38 @@
       </w:r>
     </w:p>
     <w:p>
+      <w:r>
+        <w:rPr>
+          <w:rFonts w:ascii="Times New Roman" w:hAnsi="Times New Roman"/>
+          <w:i/>
+          <w:color w:val="FF0000"/>
+          <w:sz w:val="24"/>
+        </w:rPr>
+        <w:t>Тропар (г. 1):</w:t>
+      </w:r>
+      <w:r>
+        <w:rPr>
+          <w:rFonts w:ascii="Times New Roman" w:hAnsi="Times New Roman"/>
+          <w:sz w:val="24"/>
+        </w:rPr>
+        <w:t xml:space="preserve"> Хоч камінь запечатали юдеї * і воїни стерегли пречисте тіло Твоє, * воскрес Ти, тридневний Спасе, * даруючи світові життя. * Ради цього сили небесні взивали до Те</w:t>
+      </w:r>
+      <w:r>
+        <w:rPr>
+          <w:rFonts w:ascii="Times New Roman" w:hAnsi="Times New Roman"/>
+          <w:sz w:val="24"/>
+        </w:rPr>
+        <w:t>бе, Життєдавче: * Слава воскресі</w:t>
+      </w:r>
+      <w:r>
+        <w:rPr>
+          <w:rFonts w:ascii="Times New Roman" w:hAnsi="Times New Roman"/>
+          <w:sz w:val="24"/>
+        </w:rPr>
+        <w:t>нню Твоєму, Христе, * слава царству Твоєму, * слава промислові Твоєму, * єдиний Чоловіколюбець.</w:t>
+      </w:r>
+    </w:p>
+    <w:p>
       <w:pPr>
         <w:spacing w:line="240" w:lineRule="auto"/>
         <w:rPr>
@@ -7492,6 +7620,38 @@
           <w:sz w:val="24"/>
         </w:rPr>
         <w:t>Амінь.</w:t>
+      </w:r>
+    </w:p>
+    <w:p>
+      <w:r>
+        <w:rPr>
+          <w:rFonts w:ascii="Times New Roman" w:hAnsi="Times New Roman"/>
+          <w:i/>
+          <w:color w:val="FF0000"/>
+          <w:sz w:val="24"/>
+        </w:rPr>
+        <w:t>Кондак (г. 1):</w:t>
+      </w:r>
+      <w:r>
+        <w:rPr>
+          <w:rFonts w:ascii="Times New Roman" w:hAnsi="Times New Roman"/>
+          <w:sz w:val="24"/>
+        </w:rPr>
+        <w:t xml:space="preserve"> Воскрес Ти як Бог із гробу у славі * і світ із собою воскресив, * і людське єство як Бога оспівує Тебе, * і смерть щезла. * Адам же ликує, Владико, * і Єва нині, від узів ізбавляючись, радується, взиваючи: * Ти, Хрис</w:t>
+      </w:r>
+      <w:r>
+        <w:rPr>
+          <w:rFonts w:ascii="Times New Roman" w:hAnsi="Times New Roman"/>
+          <w:sz w:val="24"/>
+        </w:rPr>
+        <w:t>те, той, хто всім подає воскресі</w:t>
+      </w:r>
+      <w:r>
+        <w:rPr>
+          <w:rFonts w:ascii="Times New Roman" w:hAnsi="Times New Roman"/>
+          <w:sz w:val="24"/>
+        </w:rPr>
+        <w:t>ння.</w:t>
       </w:r>
     </w:p>
     <w:p>
@@ -9438,6 +9598,38 @@
           <w:sz w:val="24"/>
         </w:rPr>
         <w:t>.</w:t>
+      </w:r>
+    </w:p>
+    <w:p>
+      <w:r>
+        <w:rPr>
+          <w:rFonts w:ascii="Times New Roman" w:hAnsi="Times New Roman"/>
+          <w:i/>
+          <w:color w:val="FF0000"/>
+          <w:sz w:val="24"/>
+        </w:rPr>
+        <w:t>Тропар (г. 1):</w:t>
+      </w:r>
+      <w:r>
+        <w:rPr>
+          <w:rFonts w:ascii="Times New Roman" w:hAnsi="Times New Roman"/>
+          <w:sz w:val="24"/>
+        </w:rPr>
+        <w:t xml:space="preserve"> Хоч камінь запечатали юдеї * і воїни стерегли пречисте тіло Твоє, * воскрес Ти, тридневний Спасе, * даруючи світові життя. * Ради цього сили небесні взивали до Те</w:t>
+      </w:r>
+      <w:r>
+        <w:rPr>
+          <w:rFonts w:ascii="Times New Roman" w:hAnsi="Times New Roman"/>
+          <w:sz w:val="24"/>
+        </w:rPr>
+        <w:t>бе, Життєдавче: * Слава воскресі</w:t>
+      </w:r>
+      <w:r>
+        <w:rPr>
+          <w:rFonts w:ascii="Times New Roman" w:hAnsi="Times New Roman"/>
+          <w:sz w:val="24"/>
+        </w:rPr>
+        <w:t>нню Твоєму, Христе, * слава царству Твоєму, * слава промислові Твоєму, * єдиний Чоловіколюбець.</w:t>
       </w:r>
     </w:p>
     <w:p>
